--- a/docs/concurrency_latency_analysis.docx
+++ b/docs/concurrency_latency_analysis.docx
@@ -781,6 +781,138 @@
           </w:tcPr>
           <w:p>
             <w:r>
+              <w:t>Qwen3.6-27B (Dense GQA, BF16)</w:t>
+            </w:r>
+          </w:p>
+        </w:tc>
+        <w:tc>
+          <w:tcPr>
+            <w:tcW w:type="dxa" w:w="1440"/>
+            <w:shd w:val="clear" w:color="auto" w:fill="FFFFFF"/>
+          </w:tcPr>
+          <w:p>
+            <w:r>
+              <w:t>54 GB</w:t>
+            </w:r>
+          </w:p>
+        </w:tc>
+        <w:tc>
+          <w:tcPr>
+            <w:tcW w:type="dxa" w:w="1440"/>
+            <w:shd w:val="clear" w:color="auto" w:fill="FFFFFF"/>
+          </w:tcPr>
+          <w:p>
+            <w:r>
+              <w:t>18</w:t>
+            </w:r>
+          </w:p>
+        </w:tc>
+        <w:tc>
+          <w:tcPr>
+            <w:tcW w:type="dxa" w:w="1440"/>
+            <w:shd w:val="clear" w:color="auto" w:fill="FFFFFF"/>
+          </w:tcPr>
+          <w:p>
+            <w:r>
+              <w:t>36</w:t>
+            </w:r>
+          </w:p>
+        </w:tc>
+        <w:tc>
+          <w:tcPr>
+            <w:tcW w:type="dxa" w:w="1440"/>
+            <w:shd w:val="clear" w:color="auto" w:fill="FFFFFF"/>
+          </w:tcPr>
+          <w:p>
+            <w:r>
+              <w:t>96</w:t>
+            </w:r>
+          </w:p>
+        </w:tc>
+        <w:tc>
+          <w:tcPr>
+            <w:tcW w:type="dxa" w:w="1440"/>
+            <w:shd w:val="clear" w:color="auto" w:fill="FFFFFF"/>
+          </w:tcPr>
+          <w:p>
+            <w:r/>
+          </w:p>
+        </w:tc>
+      </w:tr>
+      <w:tr>
+        <w:tc>
+          <w:tcPr>
+            <w:tcW w:type="dxa" w:w="1440"/>
+            <w:shd w:val="clear" w:color="auto" w:fill="DEEAF1"/>
+          </w:tcPr>
+          <w:p>
+            <w:r>
+              <w:t>Qwen3.6-27B (Dense GQA, FP8 weights)</w:t>
+            </w:r>
+          </w:p>
+        </w:tc>
+        <w:tc>
+          <w:tcPr>
+            <w:tcW w:type="dxa" w:w="1440"/>
+            <w:shd w:val="clear" w:color="auto" w:fill="DEEAF1"/>
+          </w:tcPr>
+          <w:p>
+            <w:r>
+              <w:t>27 GB</w:t>
+            </w:r>
+          </w:p>
+        </w:tc>
+        <w:tc>
+          <w:tcPr>
+            <w:tcW w:type="dxa" w:w="1440"/>
+            <w:shd w:val="clear" w:color="auto" w:fill="DEEAF1"/>
+          </w:tcPr>
+          <w:p>
+            <w:r>
+              <w:t>45</w:t>
+            </w:r>
+          </w:p>
+        </w:tc>
+        <w:tc>
+          <w:tcPr>
+            <w:tcW w:type="dxa" w:w="1440"/>
+            <w:shd w:val="clear" w:color="auto" w:fill="DEEAF1"/>
+          </w:tcPr>
+          <w:p>
+            <w:r>
+              <w:t>90</w:t>
+            </w:r>
+          </w:p>
+        </w:tc>
+        <w:tc>
+          <w:tcPr>
+            <w:tcW w:type="dxa" w:w="1440"/>
+            <w:shd w:val="clear" w:color="auto" w:fill="DEEAF1"/>
+          </w:tcPr>
+          <w:p>
+            <w:r>
+              <w:t>240</w:t>
+            </w:r>
+          </w:p>
+        </w:tc>
+        <w:tc>
+          <w:tcPr>
+            <w:tcW w:type="dxa" w:w="1440"/>
+            <w:shd w:val="clear" w:color="auto" w:fill="DEEAF1"/>
+          </w:tcPr>
+          <w:p>
+            <w:r/>
+          </w:p>
+        </w:tc>
+      </w:tr>
+      <w:tr>
+        <w:tc>
+          <w:tcPr>
+            <w:tcW w:type="dxa" w:w="1440"/>
+            <w:shd w:val="clear" w:color="auto" w:fill="FFFFFF"/>
+          </w:tcPr>
+          <w:p>
+            <w:r>
               <w:t>Qwen3.6-35B-A3B (DeltaNet + MoE, BF16)</w:t>
             </w:r>
           </w:p>
@@ -5424,6 +5556,838 @@
         <w:pStyle w:val="Heading2"/>
       </w:pPr>
       <w:r>
+        <w:t>4.x  Qwen3.6-27B (Dense GQA, BF16)</w:t>
+      </w:r>
+    </w:p>
+    <w:tbl>
+      <w:tblPr>
+        <w:tblStyle w:val="TableGrid"/>
+        <w:tblW w:type="auto" w:w="0"/>
+        <w:tblLook w:firstColumn="1" w:firstRow="1" w:lastColumn="0" w:lastRow="0" w:noHBand="0" w:noVBand="1" w:val="04A0"/>
+      </w:tblPr>
+      <w:tblGrid>
+        <w:gridCol w:w="4320"/>
+        <w:gridCol w:w="4320"/>
+      </w:tblGrid>
+      <w:tr>
+        <w:tc>
+          <w:tcPr>
+            <w:tcW w:type="dxa" w:w="4320"/>
+            <w:shd w:val="clear" w:color="auto" w:fill="2E75B6"/>
+          </w:tcPr>
+          <w:p>
+            <w:r>
+              <w:rPr>
+                <w:b/>
+                <w:color w:val="FFFFFF"/>
+              </w:rPr>
+              <w:t>Parameter</w:t>
+            </w:r>
+          </w:p>
+        </w:tc>
+        <w:tc>
+          <w:tcPr>
+            <w:tcW w:type="dxa" w:w="4320"/>
+            <w:shd w:val="clear" w:color="auto" w:fill="2E75B6"/>
+          </w:tcPr>
+          <w:p>
+            <w:r>
+              <w:rPr>
+                <w:b/>
+                <w:color w:val="FFFFFF"/>
+              </w:rPr>
+              <w:t>Value</w:t>
+            </w:r>
+          </w:p>
+        </w:tc>
+      </w:tr>
+      <w:tr>
+        <w:tc>
+          <w:tcPr>
+            <w:tcW w:type="dxa" w:w="4320"/>
+            <w:shd w:val="clear" w:color="auto" w:fill="DEEAF1"/>
+          </w:tcPr>
+          <w:p>
+            <w:r>
+              <w:t>Full model name</w:t>
+            </w:r>
+          </w:p>
+        </w:tc>
+        <w:tc>
+          <w:tcPr>
+            <w:tcW w:type="dxa" w:w="4320"/>
+            <w:shd w:val="clear" w:color="auto" w:fill="DEEAF1"/>
+          </w:tcPr>
+          <w:p>
+            <w:r>
+              <w:t>Qwen/Qwen3.6-27B</w:t>
+            </w:r>
+          </w:p>
+        </w:tc>
+      </w:tr>
+      <w:tr>
+        <w:tc>
+          <w:tcPr>
+            <w:tcW w:type="dxa" w:w="4320"/>
+            <w:shd w:val="clear" w:color="auto" w:fill="FFFFFF"/>
+          </w:tcPr>
+          <w:p>
+            <w:r>
+              <w:t>Architecture type</w:t>
+            </w:r>
+          </w:p>
+        </w:tc>
+        <w:tc>
+          <w:tcPr>
+            <w:tcW w:type="dxa" w:w="4320"/>
+            <w:shd w:val="clear" w:color="auto" w:fill="FFFFFF"/>
+          </w:tcPr>
+          <w:p>
+            <w:r>
+              <w:t>Dense GQA Transformer</w:t>
+            </w:r>
+          </w:p>
+        </w:tc>
+      </w:tr>
+      <w:tr>
+        <w:tc>
+          <w:tcPr>
+            <w:tcW w:type="dxa" w:w="4320"/>
+            <w:shd w:val="clear" w:color="auto" w:fill="DEEAF1"/>
+          </w:tcPr>
+          <w:p>
+            <w:r>
+              <w:t>Attention detail</w:t>
+            </w:r>
+          </w:p>
+        </w:tc>
+        <w:tc>
+          <w:tcPr>
+            <w:tcW w:type="dxa" w:w="4320"/>
+            <w:shd w:val="clear" w:color="auto" w:fill="DEEAF1"/>
+          </w:tcPr>
+          <w:p>
+            <w:r>
+              <w:t>GQA (estimated 8:1 ratio, head_dim 128); 262K context; MTP speculative decoding available.</w:t>
+            </w:r>
+          </w:p>
+        </w:tc>
+      </w:tr>
+      <w:tr>
+        <w:tc>
+          <w:tcPr>
+            <w:tcW w:type="dxa" w:w="4320"/>
+            <w:shd w:val="clear" w:color="auto" w:fill="FFFFFF"/>
+          </w:tcPr>
+          <w:p>
+            <w:r>
+              <w:t>KV-contributing layers</w:t>
+            </w:r>
+          </w:p>
+        </w:tc>
+        <w:tc>
+          <w:tcPr>
+            <w:tcW w:type="dxa" w:w="4320"/>
+            <w:shd w:val="clear" w:color="auto" w:fill="FFFFFF"/>
+          </w:tcPr>
+          <w:p>
+            <w:r>
+              <w:t>64</w:t>
+            </w:r>
+          </w:p>
+        </w:tc>
+      </w:tr>
+      <w:tr>
+        <w:tc>
+          <w:tcPr>
+            <w:tcW w:type="dxa" w:w="4320"/>
+            <w:shd w:val="clear" w:color="auto" w:fill="DEEAF1"/>
+          </w:tcPr>
+          <w:p>
+            <w:r>
+              <w:t>KV heads per layer</w:t>
+            </w:r>
+          </w:p>
+        </w:tc>
+        <w:tc>
+          <w:tcPr>
+            <w:tcW w:type="dxa" w:w="4320"/>
+            <w:shd w:val="clear" w:color="auto" w:fill="DEEAF1"/>
+          </w:tcPr>
+          <w:p>
+            <w:r>
+              <w:t>8</w:t>
+            </w:r>
+          </w:p>
+        </w:tc>
+      </w:tr>
+      <w:tr>
+        <w:tc>
+          <w:tcPr>
+            <w:tcW w:type="dxa" w:w="4320"/>
+            <w:shd w:val="clear" w:color="auto" w:fill="FFFFFF"/>
+          </w:tcPr>
+          <w:p>
+            <w:r>
+              <w:t>Head dimension</w:t>
+            </w:r>
+          </w:p>
+        </w:tc>
+        <w:tc>
+          <w:tcPr>
+            <w:tcW w:type="dxa" w:w="4320"/>
+            <w:shd w:val="clear" w:color="auto" w:fill="FFFFFF"/>
+          </w:tcPr>
+          <w:p>
+            <w:r>
+              <w:t>128</w:t>
+            </w:r>
+          </w:p>
+        </w:tc>
+      </w:tr>
+      <w:tr>
+        <w:tc>
+          <w:tcPr>
+            <w:tcW w:type="dxa" w:w="4320"/>
+            <w:shd w:val="clear" w:color="auto" w:fill="DEEAF1"/>
+          </w:tcPr>
+          <w:p>
+            <w:r>
+              <w:t>MoE</w:t>
+            </w:r>
+          </w:p>
+        </w:tc>
+        <w:tc>
+          <w:tcPr>
+            <w:tcW w:type="dxa" w:w="4320"/>
+            <w:shd w:val="clear" w:color="auto" w:fill="DEEAF1"/>
+          </w:tcPr>
+          <w:p>
+            <w:r>
+              <w:t>No</w:t>
+            </w:r>
+          </w:p>
+        </w:tc>
+      </w:tr>
+      <w:tr>
+        <w:tc>
+          <w:tcPr>
+            <w:tcW w:type="dxa" w:w="4320"/>
+            <w:shd w:val="clear" w:color="auto" w:fill="FFFFFF"/>
+          </w:tcPr>
+          <w:p>
+            <w:r>
+              <w:t>Mamba hybrid</w:t>
+            </w:r>
+          </w:p>
+        </w:tc>
+        <w:tc>
+          <w:tcPr>
+            <w:tcW w:type="dxa" w:w="4320"/>
+            <w:shd w:val="clear" w:color="auto" w:fill="FFFFFF"/>
+          </w:tcPr>
+          <w:p>
+            <w:r>
+              <w:t>No</w:t>
+            </w:r>
+          </w:p>
+        </w:tc>
+      </w:tr>
+      <w:tr>
+        <w:tc>
+          <w:tcPr>
+            <w:tcW w:type="dxa" w:w="4320"/>
+            <w:shd w:val="clear" w:color="auto" w:fill="DEEAF1"/>
+          </w:tcPr>
+          <w:p>
+            <w:r>
+              <w:t>MLA</w:t>
+            </w:r>
+          </w:p>
+        </w:tc>
+        <w:tc>
+          <w:tcPr>
+            <w:tcW w:type="dxa" w:w="4320"/>
+            <w:shd w:val="clear" w:color="auto" w:fill="DEEAF1"/>
+          </w:tcPr>
+          <w:p>
+            <w:r>
+              <w:t>No</w:t>
+            </w:r>
+          </w:p>
+        </w:tc>
+      </w:tr>
+      <w:tr>
+        <w:tc>
+          <w:tcPr>
+            <w:tcW w:type="dxa" w:w="4320"/>
+            <w:shd w:val="clear" w:color="auto" w:fill="FFFFFF"/>
+          </w:tcPr>
+          <w:p>
+            <w:r>
+              <w:t>TurboQuant compatible</w:t>
+            </w:r>
+          </w:p>
+        </w:tc>
+        <w:tc>
+          <w:tcPr>
+            <w:tcW w:type="dxa" w:w="4320"/>
+            <w:shd w:val="clear" w:color="auto" w:fill="FFFFFF"/>
+          </w:tcPr>
+          <w:p>
+            <w:r>
+              <w:t>Yes</w:t>
+            </w:r>
+          </w:p>
+        </w:tc>
+      </w:tr>
+      <w:tr>
+        <w:tc>
+          <w:tcPr>
+            <w:tcW w:type="dxa" w:w="4320"/>
+            <w:shd w:val="clear" w:color="auto" w:fill="DEEAF1"/>
+          </w:tcPr>
+          <w:p>
+            <w:r>
+              <w:t>Weight VRAM (BF16)</w:t>
+            </w:r>
+          </w:p>
+        </w:tc>
+        <w:tc>
+          <w:tcPr>
+            <w:tcW w:type="dxa" w:w="4320"/>
+            <w:shd w:val="clear" w:color="auto" w:fill="DEEAF1"/>
+          </w:tcPr>
+          <w:p>
+            <w:r>
+              <w:t>54 GB</w:t>
+            </w:r>
+          </w:p>
+        </w:tc>
+      </w:tr>
+      <w:tr>
+        <w:tc>
+          <w:tcPr>
+            <w:tcW w:type="dxa" w:w="4320"/>
+            <w:shd w:val="clear" w:color="auto" w:fill="FFFFFF"/>
+          </w:tcPr>
+          <w:p>
+            <w:r>
+              <w:t>Confidence</w:t>
+            </w:r>
+          </w:p>
+        </w:tc>
+        <w:tc>
+          <w:tcPr>
+            <w:tcW w:type="dxa" w:w="4320"/>
+            <w:shd w:val="clear" w:color="auto" w:fill="FFFFFF"/>
+          </w:tcPr>
+          <w:p>
+            <w:r>
+              <w:t>ESTIMATED</w:t>
+            </w:r>
+          </w:p>
+        </w:tc>
+      </w:tr>
+      <w:tr>
+        <w:tc>
+          <w:tcPr>
+            <w:tcW w:type="dxa" w:w="4320"/>
+            <w:shd w:val="clear" w:color="auto" w:fill="DEEAF1"/>
+          </w:tcPr>
+          <w:p>
+            <w:r>
+              <w:t>Source</w:t>
+            </w:r>
+          </w:p>
+        </w:tc>
+        <w:tc>
+          <w:tcPr>
+            <w:tcW w:type="dxa" w:w="4320"/>
+            <w:shd w:val="clear" w:color="auto" w:fill="DEEAF1"/>
+          </w:tcPr>
+          <w:p>
+            <w:r>
+              <w:t>Qwen3.6 model card; KV layer/head counts estimated from Qwen3 family conventions</w:t>
+            </w:r>
+          </w:p>
+        </w:tc>
+      </w:tr>
+    </w:tbl>
+    <w:p/>
+    <w:p>
+      <w:r>
+        <w:t>KV cache budget at gpu_memory_utilization=0.90:  72 GB − 54 GB = 18.0 GB</w:t>
+      </w:r>
+    </w:p>
+    <w:p>
+      <w:r>
+        <w:t xml:space="preserve">  KV dtype BF16: 256.0 KB/token × 2048 tokens = 500 MB/session → max 36 concurrent sessions</w:t>
+      </w:r>
+    </w:p>
+    <w:p>
+      <w:r>
+        <w:t xml:space="preserve">  KV dtype BF16: 256.0 KB/token × 4096 tokens = 1000 MB/session → max 18 concurrent sessions</w:t>
+      </w:r>
+    </w:p>
+    <w:p>
+      <w:r>
+        <w:t xml:space="preserve">  KV dtype BF16: 256.0 KB/token × 8192 tokens = 2000 MB/session → max 9 concurrent sessions</w:t>
+      </w:r>
+    </w:p>
+    <w:p>
+      <w:r>
+        <w:t xml:space="preserve">  KV dtype FP8: 128.0 KB/token × 2048 tokens = 250 MB/session → max 72 concurrent sessions</w:t>
+      </w:r>
+    </w:p>
+    <w:p>
+      <w:r>
+        <w:t xml:space="preserve">  KV dtype FP8: 128.0 KB/token × 4096 tokens = 500 MB/session → max 36 concurrent sessions</w:t>
+      </w:r>
+    </w:p>
+    <w:p>
+      <w:r>
+        <w:t xml:space="preserve">  KV dtype FP8: 128.0 KB/token × 8192 tokens = 1000 MB/session → max 18 concurrent sessions</w:t>
+      </w:r>
+    </w:p>
+    <w:p>
+      <w:r>
+        <w:rPr>
+          <w:i/>
+        </w:rPr>
+        <w:t>Note: Dense GQA — no DeltaNet/GDN layers. No hooks required; fully compatible.</w:t>
+      </w:r>
+    </w:p>
+    <w:p>
+      <w:r>
+        <w:rPr>
+          <w:i/>
+        </w:rPr>
+        <w:t>Note: BF16 weights ~54 GB — 18 GB KV cache headroom at GPU util 0.90. Stronger BF16 deployment story than Qwen3-32B (~8 GB headroom).</w:t>
+      </w:r>
+    </w:p>
+    <w:p/>
+    <w:p>
+      <w:pPr>
+        <w:pStyle w:val="Heading2"/>
+      </w:pPr>
+      <w:r>
+        <w:t>4.x  Qwen3.6-27B (Dense GQA, FP8 weights)</w:t>
+      </w:r>
+    </w:p>
+    <w:tbl>
+      <w:tblPr>
+        <w:tblStyle w:val="TableGrid"/>
+        <w:tblW w:type="auto" w:w="0"/>
+        <w:tblLook w:firstColumn="1" w:firstRow="1" w:lastColumn="0" w:lastRow="0" w:noHBand="0" w:noVBand="1" w:val="04A0"/>
+      </w:tblPr>
+      <w:tblGrid>
+        <w:gridCol w:w="4320"/>
+        <w:gridCol w:w="4320"/>
+      </w:tblGrid>
+      <w:tr>
+        <w:tc>
+          <w:tcPr>
+            <w:tcW w:type="dxa" w:w="4320"/>
+            <w:shd w:val="clear" w:color="auto" w:fill="2E75B6"/>
+          </w:tcPr>
+          <w:p>
+            <w:r>
+              <w:rPr>
+                <w:b/>
+                <w:color w:val="FFFFFF"/>
+              </w:rPr>
+              <w:t>Parameter</w:t>
+            </w:r>
+          </w:p>
+        </w:tc>
+        <w:tc>
+          <w:tcPr>
+            <w:tcW w:type="dxa" w:w="4320"/>
+            <w:shd w:val="clear" w:color="auto" w:fill="2E75B6"/>
+          </w:tcPr>
+          <w:p>
+            <w:r>
+              <w:rPr>
+                <w:b/>
+                <w:color w:val="FFFFFF"/>
+              </w:rPr>
+              <w:t>Value</w:t>
+            </w:r>
+          </w:p>
+        </w:tc>
+      </w:tr>
+      <w:tr>
+        <w:tc>
+          <w:tcPr>
+            <w:tcW w:type="dxa" w:w="4320"/>
+            <w:shd w:val="clear" w:color="auto" w:fill="DEEAF1"/>
+          </w:tcPr>
+          <w:p>
+            <w:r>
+              <w:t>Full model name</w:t>
+            </w:r>
+          </w:p>
+        </w:tc>
+        <w:tc>
+          <w:tcPr>
+            <w:tcW w:type="dxa" w:w="4320"/>
+            <w:shd w:val="clear" w:color="auto" w:fill="DEEAF1"/>
+          </w:tcPr>
+          <w:p>
+            <w:r>
+              <w:t>Qwen/Qwen3.6-27B-FP8</w:t>
+            </w:r>
+          </w:p>
+        </w:tc>
+      </w:tr>
+      <w:tr>
+        <w:tc>
+          <w:tcPr>
+            <w:tcW w:type="dxa" w:w="4320"/>
+            <w:shd w:val="clear" w:color="auto" w:fill="FFFFFF"/>
+          </w:tcPr>
+          <w:p>
+            <w:r>
+              <w:t>Architecture type</w:t>
+            </w:r>
+          </w:p>
+        </w:tc>
+        <w:tc>
+          <w:tcPr>
+            <w:tcW w:type="dxa" w:w="4320"/>
+            <w:shd w:val="clear" w:color="auto" w:fill="FFFFFF"/>
+          </w:tcPr>
+          <w:p>
+            <w:r>
+              <w:t>Dense GQA Transformer — FP8 quantized weights</w:t>
+            </w:r>
+          </w:p>
+        </w:tc>
+      </w:tr>
+      <w:tr>
+        <w:tc>
+          <w:tcPr>
+            <w:tcW w:type="dxa" w:w="4320"/>
+            <w:shd w:val="clear" w:color="auto" w:fill="DEEAF1"/>
+          </w:tcPr>
+          <w:p>
+            <w:r>
+              <w:t>Attention detail</w:t>
+            </w:r>
+          </w:p>
+        </w:tc>
+        <w:tc>
+          <w:tcPr>
+            <w:tcW w:type="dxa" w:w="4320"/>
+            <w:shd w:val="clear" w:color="auto" w:fill="DEEAF1"/>
+          </w:tcPr>
+          <w:p>
+            <w:r>
+              <w:t>Same architecture as BF16 variant; FP8 weights halve VRAM to ~27 GB.</w:t>
+            </w:r>
+          </w:p>
+        </w:tc>
+      </w:tr>
+      <w:tr>
+        <w:tc>
+          <w:tcPr>
+            <w:tcW w:type="dxa" w:w="4320"/>
+            <w:shd w:val="clear" w:color="auto" w:fill="FFFFFF"/>
+          </w:tcPr>
+          <w:p>
+            <w:r>
+              <w:t>KV-contributing layers</w:t>
+            </w:r>
+          </w:p>
+        </w:tc>
+        <w:tc>
+          <w:tcPr>
+            <w:tcW w:type="dxa" w:w="4320"/>
+            <w:shd w:val="clear" w:color="auto" w:fill="FFFFFF"/>
+          </w:tcPr>
+          <w:p>
+            <w:r>
+              <w:t>64</w:t>
+            </w:r>
+          </w:p>
+        </w:tc>
+      </w:tr>
+      <w:tr>
+        <w:tc>
+          <w:tcPr>
+            <w:tcW w:type="dxa" w:w="4320"/>
+            <w:shd w:val="clear" w:color="auto" w:fill="DEEAF1"/>
+          </w:tcPr>
+          <w:p>
+            <w:r>
+              <w:t>KV heads per layer</w:t>
+            </w:r>
+          </w:p>
+        </w:tc>
+        <w:tc>
+          <w:tcPr>
+            <w:tcW w:type="dxa" w:w="4320"/>
+            <w:shd w:val="clear" w:color="auto" w:fill="DEEAF1"/>
+          </w:tcPr>
+          <w:p>
+            <w:r>
+              <w:t>8</w:t>
+            </w:r>
+          </w:p>
+        </w:tc>
+      </w:tr>
+      <w:tr>
+        <w:tc>
+          <w:tcPr>
+            <w:tcW w:type="dxa" w:w="4320"/>
+            <w:shd w:val="clear" w:color="auto" w:fill="FFFFFF"/>
+          </w:tcPr>
+          <w:p>
+            <w:r>
+              <w:t>Head dimension</w:t>
+            </w:r>
+          </w:p>
+        </w:tc>
+        <w:tc>
+          <w:tcPr>
+            <w:tcW w:type="dxa" w:w="4320"/>
+            <w:shd w:val="clear" w:color="auto" w:fill="FFFFFF"/>
+          </w:tcPr>
+          <w:p>
+            <w:r>
+              <w:t>128</w:t>
+            </w:r>
+          </w:p>
+        </w:tc>
+      </w:tr>
+      <w:tr>
+        <w:tc>
+          <w:tcPr>
+            <w:tcW w:type="dxa" w:w="4320"/>
+            <w:shd w:val="clear" w:color="auto" w:fill="DEEAF1"/>
+          </w:tcPr>
+          <w:p>
+            <w:r>
+              <w:t>MoE</w:t>
+            </w:r>
+          </w:p>
+        </w:tc>
+        <w:tc>
+          <w:tcPr>
+            <w:tcW w:type="dxa" w:w="4320"/>
+            <w:shd w:val="clear" w:color="auto" w:fill="DEEAF1"/>
+          </w:tcPr>
+          <w:p>
+            <w:r>
+              <w:t>No</w:t>
+            </w:r>
+          </w:p>
+        </w:tc>
+      </w:tr>
+      <w:tr>
+        <w:tc>
+          <w:tcPr>
+            <w:tcW w:type="dxa" w:w="4320"/>
+            <w:shd w:val="clear" w:color="auto" w:fill="FFFFFF"/>
+          </w:tcPr>
+          <w:p>
+            <w:r>
+              <w:t>Mamba hybrid</w:t>
+            </w:r>
+          </w:p>
+        </w:tc>
+        <w:tc>
+          <w:tcPr>
+            <w:tcW w:type="dxa" w:w="4320"/>
+            <w:shd w:val="clear" w:color="auto" w:fill="FFFFFF"/>
+          </w:tcPr>
+          <w:p>
+            <w:r>
+              <w:t>No</w:t>
+            </w:r>
+          </w:p>
+        </w:tc>
+      </w:tr>
+      <w:tr>
+        <w:tc>
+          <w:tcPr>
+            <w:tcW w:type="dxa" w:w="4320"/>
+            <w:shd w:val="clear" w:color="auto" w:fill="DEEAF1"/>
+          </w:tcPr>
+          <w:p>
+            <w:r>
+              <w:t>MLA</w:t>
+            </w:r>
+          </w:p>
+        </w:tc>
+        <w:tc>
+          <w:tcPr>
+            <w:tcW w:type="dxa" w:w="4320"/>
+            <w:shd w:val="clear" w:color="auto" w:fill="DEEAF1"/>
+          </w:tcPr>
+          <w:p>
+            <w:r>
+              <w:t>No</w:t>
+            </w:r>
+          </w:p>
+        </w:tc>
+      </w:tr>
+      <w:tr>
+        <w:tc>
+          <w:tcPr>
+            <w:tcW w:type="dxa" w:w="4320"/>
+            <w:shd w:val="clear" w:color="auto" w:fill="FFFFFF"/>
+          </w:tcPr>
+          <w:p>
+            <w:r>
+              <w:t>TurboQuant compatible</w:t>
+            </w:r>
+          </w:p>
+        </w:tc>
+        <w:tc>
+          <w:tcPr>
+            <w:tcW w:type="dxa" w:w="4320"/>
+            <w:shd w:val="clear" w:color="auto" w:fill="FFFFFF"/>
+          </w:tcPr>
+          <w:p>
+            <w:r>
+              <w:t>Yes</w:t>
+            </w:r>
+          </w:p>
+        </w:tc>
+      </w:tr>
+      <w:tr>
+        <w:tc>
+          <w:tcPr>
+            <w:tcW w:type="dxa" w:w="4320"/>
+            <w:shd w:val="clear" w:color="auto" w:fill="DEEAF1"/>
+          </w:tcPr>
+          <w:p>
+            <w:r>
+              <w:t>Weight VRAM (BF16)</w:t>
+            </w:r>
+          </w:p>
+        </w:tc>
+        <w:tc>
+          <w:tcPr>
+            <w:tcW w:type="dxa" w:w="4320"/>
+            <w:shd w:val="clear" w:color="auto" w:fill="DEEAF1"/>
+          </w:tcPr>
+          <w:p>
+            <w:r>
+              <w:t>27 GB</w:t>
+            </w:r>
+          </w:p>
+        </w:tc>
+      </w:tr>
+      <w:tr>
+        <w:tc>
+          <w:tcPr>
+            <w:tcW w:type="dxa" w:w="4320"/>
+            <w:shd w:val="clear" w:color="auto" w:fill="FFFFFF"/>
+          </w:tcPr>
+          <w:p>
+            <w:r>
+              <w:t>Confidence</w:t>
+            </w:r>
+          </w:p>
+        </w:tc>
+        <w:tc>
+          <w:tcPr>
+            <w:tcW w:type="dxa" w:w="4320"/>
+            <w:shd w:val="clear" w:color="auto" w:fill="FFFFFF"/>
+          </w:tcPr>
+          <w:p>
+            <w:r>
+              <w:t>ESTIMATED</w:t>
+            </w:r>
+          </w:p>
+        </w:tc>
+      </w:tr>
+      <w:tr>
+        <w:tc>
+          <w:tcPr>
+            <w:tcW w:type="dxa" w:w="4320"/>
+            <w:shd w:val="clear" w:color="auto" w:fill="DEEAF1"/>
+          </w:tcPr>
+          <w:p>
+            <w:r>
+              <w:t>Source</w:t>
+            </w:r>
+          </w:p>
+        </w:tc>
+        <w:tc>
+          <w:tcPr>
+            <w:tcW w:type="dxa" w:w="4320"/>
+            <w:shd w:val="clear" w:color="auto" w:fill="DEEAF1"/>
+          </w:tcPr>
+          <w:p>
+            <w:r>
+              <w:t>FP8 variant of Qwen3.6-27B; architecture unchanged from BF16</w:t>
+            </w:r>
+          </w:p>
+        </w:tc>
+      </w:tr>
+    </w:tbl>
+    <w:p/>
+    <w:p>
+      <w:r>
+        <w:t>KV cache budget at gpu_memory_utilization=0.90:  72 GB − 27 GB = 45.0 GB</w:t>
+      </w:r>
+    </w:p>
+    <w:p>
+      <w:r>
+        <w:t xml:space="preserve">  KV dtype BF16: 256.0 KB/token × 2048 tokens = 500 MB/session → max 90 concurrent sessions</w:t>
+      </w:r>
+    </w:p>
+    <w:p>
+      <w:r>
+        <w:t xml:space="preserve">  KV dtype BF16: 256.0 KB/token × 4096 tokens = 1000 MB/session → max 45 concurrent sessions</w:t>
+      </w:r>
+    </w:p>
+    <w:p>
+      <w:r>
+        <w:t xml:space="preserve">  KV dtype BF16: 256.0 KB/token × 8192 tokens = 2000 MB/session → max 22 concurrent sessions</w:t>
+      </w:r>
+    </w:p>
+    <w:p>
+      <w:r>
+        <w:t xml:space="preserve">  KV dtype FP8: 128.0 KB/token × 2048 tokens = 250 MB/session → max 180 concurrent sessions</w:t>
+      </w:r>
+    </w:p>
+    <w:p>
+      <w:r>
+        <w:t xml:space="preserve">  KV dtype FP8: 128.0 KB/token × 4096 tokens = 500 MB/session → max 90 concurrent sessions</w:t>
+      </w:r>
+    </w:p>
+    <w:p>
+      <w:r>
+        <w:t xml:space="preserve">  KV dtype FP8: 128.0 KB/token × 8192 tokens = 1000 MB/session → max 45 concurrent sessions</w:t>
+      </w:r>
+    </w:p>
+    <w:p>
+      <w:r>
+        <w:rPr>
+          <w:i/>
+        </w:rPr>
+        <w:t>Note: Dense GQA — fully TurboQuant compatible. FP8 weights free ample KV cache headroom.</w:t>
+      </w:r>
+    </w:p>
+    <w:p>
+      <w:r>
+        <w:rPr>
+          <w:i/>
+        </w:rPr>
+        <w:t>Note: FP8 weights ~27 GB — ~45 GB KV cache headroom at GPU util 0.90.</w:t>
+      </w:r>
+    </w:p>
+    <w:p/>
+    <w:p>
+      <w:pPr>
+        <w:pStyle w:val="Heading2"/>
+      </w:pPr>
+      <w:r>
         <w:t>4.x  Qwen3.6-35B-A3B (DeltaNet + MoE, BF16)</w:t>
       </w:r>
     </w:p>
@@ -7521,6 +8485,164 @@
           </w:tcPr>
           <w:p>
             <w:r>
+              <w:t>Qwen3.6-27B (Dense GQA, BF16)</w:t>
+            </w:r>
+          </w:p>
+        </w:tc>
+        <w:tc>
+          <w:tcPr>
+            <w:tcW w:type="dxa" w:w="1234"/>
+            <w:shd w:val="clear" w:color="auto" w:fill="FFFFFF"/>
+          </w:tcPr>
+          <w:p>
+            <w:r>
+              <w:t>54</w:t>
+            </w:r>
+          </w:p>
+        </w:tc>
+        <w:tc>
+          <w:tcPr>
+            <w:tcW w:type="dxa" w:w="1234"/>
+            <w:shd w:val="clear" w:color="auto" w:fill="FFFFFF"/>
+          </w:tcPr>
+          <w:p>
+            <w:r>
+              <w:t>18.0</w:t>
+            </w:r>
+          </w:p>
+        </w:tc>
+        <w:tc>
+          <w:tcPr>
+            <w:tcW w:type="dxa" w:w="1234"/>
+            <w:shd w:val="clear" w:color="auto" w:fill="FFFFFF"/>
+          </w:tcPr>
+          <w:p>
+            <w:r>
+              <w:t>256.0</w:t>
+            </w:r>
+          </w:p>
+        </w:tc>
+        <w:tc>
+          <w:tcPr>
+            <w:tcW w:type="dxa" w:w="1234"/>
+            <w:shd w:val="clear" w:color="auto" w:fill="FFFFFF"/>
+          </w:tcPr>
+          <w:p>
+            <w:r>
+              <w:t>18</w:t>
+            </w:r>
+          </w:p>
+        </w:tc>
+        <w:tc>
+          <w:tcPr>
+            <w:tcW w:type="dxa" w:w="1234"/>
+            <w:shd w:val="clear" w:color="auto" w:fill="FFFFFF"/>
+          </w:tcPr>
+          <w:p>
+            <w:r>
+              <w:t>36</w:t>
+            </w:r>
+          </w:p>
+        </w:tc>
+        <w:tc>
+          <w:tcPr>
+            <w:tcW w:type="dxa" w:w="1234"/>
+            <w:shd w:val="clear" w:color="auto" w:fill="FFFFFF"/>
+          </w:tcPr>
+          <w:p>
+            <w:r>
+              <w:t>96</w:t>
+            </w:r>
+          </w:p>
+        </w:tc>
+      </w:tr>
+      <w:tr>
+        <w:tc>
+          <w:tcPr>
+            <w:tcW w:type="dxa" w:w="1234"/>
+            <w:shd w:val="clear" w:color="auto" w:fill="DEEAF1"/>
+          </w:tcPr>
+          <w:p>
+            <w:r>
+              <w:t>Qwen3.6-27B (Dense GQA, FP8 weights)</w:t>
+            </w:r>
+          </w:p>
+        </w:tc>
+        <w:tc>
+          <w:tcPr>
+            <w:tcW w:type="dxa" w:w="1234"/>
+            <w:shd w:val="clear" w:color="auto" w:fill="DEEAF1"/>
+          </w:tcPr>
+          <w:p>
+            <w:r>
+              <w:t>27</w:t>
+            </w:r>
+          </w:p>
+        </w:tc>
+        <w:tc>
+          <w:tcPr>
+            <w:tcW w:type="dxa" w:w="1234"/>
+            <w:shd w:val="clear" w:color="auto" w:fill="DEEAF1"/>
+          </w:tcPr>
+          <w:p>
+            <w:r>
+              <w:t>45.0</w:t>
+            </w:r>
+          </w:p>
+        </w:tc>
+        <w:tc>
+          <w:tcPr>
+            <w:tcW w:type="dxa" w:w="1234"/>
+            <w:shd w:val="clear" w:color="auto" w:fill="DEEAF1"/>
+          </w:tcPr>
+          <w:p>
+            <w:r>
+              <w:t>256.0</w:t>
+            </w:r>
+          </w:p>
+        </w:tc>
+        <w:tc>
+          <w:tcPr>
+            <w:tcW w:type="dxa" w:w="1234"/>
+            <w:shd w:val="clear" w:color="auto" w:fill="DEEAF1"/>
+          </w:tcPr>
+          <w:p>
+            <w:r>
+              <w:t>45</w:t>
+            </w:r>
+          </w:p>
+        </w:tc>
+        <w:tc>
+          <w:tcPr>
+            <w:tcW w:type="dxa" w:w="1234"/>
+            <w:shd w:val="clear" w:color="auto" w:fill="DEEAF1"/>
+          </w:tcPr>
+          <w:p>
+            <w:r>
+              <w:t>90</w:t>
+            </w:r>
+          </w:p>
+        </w:tc>
+        <w:tc>
+          <w:tcPr>
+            <w:tcW w:type="dxa" w:w="1234"/>
+            <w:shd w:val="clear" w:color="auto" w:fill="DEEAF1"/>
+          </w:tcPr>
+          <w:p>
+            <w:r>
+              <w:t>240</w:t>
+            </w:r>
+          </w:p>
+        </w:tc>
+      </w:tr>
+      <w:tr>
+        <w:tc>
+          <w:tcPr>
+            <w:tcW w:type="dxa" w:w="1234"/>
+            <w:shd w:val="clear" w:color="auto" w:fill="FFFFFF"/>
+          </w:tcPr>
+          <w:p>
+            <w:r>
               <w:t>Qwen3.6-35B-A3B (DeltaNet + MoE, BF16)</w:t>
             </w:r>
           </w:p>
@@ -8128,6 +9250,76 @@
           <w:p>
             <w:r>
               <w:t>TurboQuant applies only to standard attention layers. DeltaNet state is separate. Verify boundary-layer handling.</w:t>
+            </w:r>
+          </w:p>
+        </w:tc>
+      </w:tr>
+      <w:tr>
+        <w:tc>
+          <w:tcPr>
+            <w:tcW w:type="dxa" w:w="2880"/>
+            <w:shd w:val="clear" w:color="auto" w:fill="FFFFFF"/>
+          </w:tcPr>
+          <w:p>
+            <w:r>
+              <w:t>Qwen3.6-27B (Dense GQA, BF16)</w:t>
+            </w:r>
+          </w:p>
+        </w:tc>
+        <w:tc>
+          <w:tcPr>
+            <w:tcW w:type="dxa" w:w="2880"/>
+            <w:shd w:val="clear" w:color="auto" w:fill="FFFFFF"/>
+          </w:tcPr>
+          <w:p>
+            <w:r>
+              <w:t>✓ Yes</w:t>
+            </w:r>
+          </w:p>
+        </w:tc>
+        <w:tc>
+          <w:tcPr>
+            <w:tcW w:type="dxa" w:w="2880"/>
+            <w:shd w:val="clear" w:color="auto" w:fill="FFFFFF"/>
+          </w:tcPr>
+          <w:p>
+            <w:r>
+              <w:t>Dense GQA — no DeltaNet/GDN layers. No hooks required; fully compatible.</w:t>
+            </w:r>
+          </w:p>
+        </w:tc>
+      </w:tr>
+      <w:tr>
+        <w:tc>
+          <w:tcPr>
+            <w:tcW w:type="dxa" w:w="2880"/>
+            <w:shd w:val="clear" w:color="auto" w:fill="DEEAF1"/>
+          </w:tcPr>
+          <w:p>
+            <w:r>
+              <w:t>Qwen3.6-27B (Dense GQA, FP8 weights)</w:t>
+            </w:r>
+          </w:p>
+        </w:tc>
+        <w:tc>
+          <w:tcPr>
+            <w:tcW w:type="dxa" w:w="2880"/>
+            <w:shd w:val="clear" w:color="auto" w:fill="DEEAF1"/>
+          </w:tcPr>
+          <w:p>
+            <w:r>
+              <w:t>✓ Yes</w:t>
+            </w:r>
+          </w:p>
+        </w:tc>
+        <w:tc>
+          <w:tcPr>
+            <w:tcW w:type="dxa" w:w="2880"/>
+            <w:shd w:val="clear" w:color="auto" w:fill="DEEAF1"/>
+          </w:tcPr>
+          <w:p>
+            <w:r>
+              <w:t>Dense GQA — fully TurboQuant compatible. FP8 weights free ample KV cache headroom.</w:t>
             </w:r>
           </w:p>
         </w:tc>
@@ -9889,6 +11081,164 @@
           <w:p>
             <w:r>
               <w:t>Qwen3.6-35B-A3B (DeltaNet + MoE, FP8 weights)</w:t>
+            </w:r>
+          </w:p>
+        </w:tc>
+        <w:tc>
+          <w:tcPr>
+            <w:tcW w:type="dxa" w:w="1234"/>
+            <w:shd w:val="clear" w:color="auto" w:fill="FFFFFF"/>
+          </w:tcPr>
+          <w:p>
+            <w:r>
+              <w:t>fp8</w:t>
+            </w:r>
+          </w:p>
+        </w:tc>
+        <w:tc>
+          <w:tcPr>
+            <w:tcW w:type="dxa" w:w="1234"/>
+            <w:shd w:val="clear" w:color="auto" w:fill="FFFFFF"/>
+          </w:tcPr>
+          <w:p>
+            <w:r>
+              <w:t>TBD</w:t>
+            </w:r>
+          </w:p>
+        </w:tc>
+        <w:tc>
+          <w:tcPr>
+            <w:tcW w:type="dxa" w:w="1234"/>
+            <w:shd w:val="clear" w:color="auto" w:fill="FFFFFF"/>
+          </w:tcPr>
+          <w:p>
+            <w:r>
+              <w:t>TBD</w:t>
+            </w:r>
+          </w:p>
+        </w:tc>
+        <w:tc>
+          <w:tcPr>
+            <w:tcW w:type="dxa" w:w="1234"/>
+            <w:shd w:val="clear" w:color="auto" w:fill="FFFFFF"/>
+          </w:tcPr>
+          <w:p>
+            <w:r>
+              <w:t>TBD</w:t>
+            </w:r>
+          </w:p>
+        </w:tc>
+        <w:tc>
+          <w:tcPr>
+            <w:tcW w:type="dxa" w:w="1234"/>
+            <w:shd w:val="clear" w:color="auto" w:fill="FFFFFF"/>
+          </w:tcPr>
+          <w:p>
+            <w:r>
+              <w:t>TBD</w:t>
+            </w:r>
+          </w:p>
+        </w:tc>
+        <w:tc>
+          <w:tcPr>
+            <w:tcW w:type="dxa" w:w="1234"/>
+            <w:shd w:val="clear" w:color="auto" w:fill="FFFFFF"/>
+          </w:tcPr>
+          <w:p>
+            <w:r>
+              <w:t>TBD</w:t>
+            </w:r>
+          </w:p>
+        </w:tc>
+      </w:tr>
+      <w:tr>
+        <w:tc>
+          <w:tcPr>
+            <w:tcW w:type="dxa" w:w="1234"/>
+            <w:shd w:val="clear" w:color="auto" w:fill="DEEAF1"/>
+          </w:tcPr>
+          <w:p>
+            <w:r>
+              <w:t>Qwen3.6-27B (Dense GQA, BF16)</w:t>
+            </w:r>
+          </w:p>
+        </w:tc>
+        <w:tc>
+          <w:tcPr>
+            <w:tcW w:type="dxa" w:w="1234"/>
+            <w:shd w:val="clear" w:color="auto" w:fill="DEEAF1"/>
+          </w:tcPr>
+          <w:p>
+            <w:r>
+              <w:t>fp8</w:t>
+            </w:r>
+          </w:p>
+        </w:tc>
+        <w:tc>
+          <w:tcPr>
+            <w:tcW w:type="dxa" w:w="1234"/>
+            <w:shd w:val="clear" w:color="auto" w:fill="DEEAF1"/>
+          </w:tcPr>
+          <w:p>
+            <w:r>
+              <w:t>TBD</w:t>
+            </w:r>
+          </w:p>
+        </w:tc>
+        <w:tc>
+          <w:tcPr>
+            <w:tcW w:type="dxa" w:w="1234"/>
+            <w:shd w:val="clear" w:color="auto" w:fill="DEEAF1"/>
+          </w:tcPr>
+          <w:p>
+            <w:r>
+              <w:t>TBD</w:t>
+            </w:r>
+          </w:p>
+        </w:tc>
+        <w:tc>
+          <w:tcPr>
+            <w:tcW w:type="dxa" w:w="1234"/>
+            <w:shd w:val="clear" w:color="auto" w:fill="DEEAF1"/>
+          </w:tcPr>
+          <w:p>
+            <w:r>
+              <w:t>TBD</w:t>
+            </w:r>
+          </w:p>
+        </w:tc>
+        <w:tc>
+          <w:tcPr>
+            <w:tcW w:type="dxa" w:w="1234"/>
+            <w:shd w:val="clear" w:color="auto" w:fill="DEEAF1"/>
+          </w:tcPr>
+          <w:p>
+            <w:r>
+              <w:t>TBD</w:t>
+            </w:r>
+          </w:p>
+        </w:tc>
+        <w:tc>
+          <w:tcPr>
+            <w:tcW w:type="dxa" w:w="1234"/>
+            <w:shd w:val="clear" w:color="auto" w:fill="DEEAF1"/>
+          </w:tcPr>
+          <w:p>
+            <w:r>
+              <w:t>TBD</w:t>
+            </w:r>
+          </w:p>
+        </w:tc>
+      </w:tr>
+      <w:tr>
+        <w:tc>
+          <w:tcPr>
+            <w:tcW w:type="dxa" w:w="1234"/>
+            <w:shd w:val="clear" w:color="auto" w:fill="FFFFFF"/>
+          </w:tcPr>
+          <w:p>
+            <w:r>
+              <w:t>Qwen3.6-27B (Dense GQA, FP8 weights)</w:t>
             </w:r>
           </w:p>
         </w:tc>
